--- a/assets/vitrina/suplemento-demo.docx
+++ b/assets/vitrina/suplemento-demo.docx
@@ -9,9 +9,21 @@
       <w:r>
         <w:rPr>
           <w:b/>
+          <w:sz w:val="32"/>
+        </w:rPr>
+        <w:t xml:space="preserve">Empresa Demo, S.A.B. de C.V.</w:t>
+      </w:r>
+    </w:p>
+    <w:p>
+      <w:pPr>
+        <w:jc w:val="center"/>
+      </w:pPr>
+      <w:r>
+        <w:rPr>
+          <w:b/>
           <w:sz w:val="48"/>
         </w:rPr>
-        <w:t>Documento de muestra</w:t>
+        <w:t xml:space="preserve">Documento de muestra</w:t>
       </w:r>
     </w:p>
     <w:p>
@@ -22,7 +34,7 @@
         <w:rPr>
           <w:sz w:val="24"/>
         </w:rPr>
-        <w:t>Suplemento NIIF S1 y S2</w:t>
+        <w:t xml:space="preserve">Suplemento NIIF S1 y S2</w:t>
       </w:r>
     </w:p>
     <w:p>
@@ -34,7 +46,19 @@
           <w:sz w:val="20"/>
           <w:color w:val="666666"/>
         </w:rPr>
-        <w:t>Archivo provisional. Se sustituye por el documento definitivo sin tocar codigo.</w:t>
+        <w:t xml:space="preserve">Este documento de vitrina corresponde a Empresa Demo.</w:t>
+      </w:r>
+    </w:p>
+    <w:p>
+      <w:pPr>
+        <w:jc w:val="center"/>
+      </w:pPr>
+      <w:r>
+        <w:rPr>
+          <w:sz w:val="18"/>
+          <w:color w:val="666666"/>
+        </w:rPr>
+        <w:t xml:space="preserve">Archivo provisional. Se sustituye por el documento definitivo sin tocar codigo.</w:t>
       </w:r>
     </w:p>
     <w:sectPr>
